--- a/INTERESTING DISTRIBUTIONS/Numpy Copy().DOCX
+++ b/INTERESTING DISTRIBUTIONS/Numpy Copy().DOCX
@@ -1,6 +1,6 @@
 
 <file path=word/document.xml><?xml version="1.0" encoding="utf-8"?>
-<w:document xmlns:wpc="http://schemas.microsoft.com/office/word/2010/wordprocessingCanvas" xmlns:cx="http://schemas.microsoft.com/office/drawing/2014/chartex" xmlns:cx1="http://schemas.microsoft.com/office/drawing/2015/9/8/chartex" xmlns:cx2="http://schemas.microsoft.com/office/drawing/2015/10/21/chartex" xmlns:cx3="http://schemas.microsoft.com/office/drawing/2016/5/9/chartex" xmlns:cx4="http://schemas.microsoft.com/office/drawing/2016/5/10/chartex" xmlns:cx5="http://schemas.microsoft.com/office/drawing/2016/5/11/chartex" xmlns:cx6="http://schemas.microsoft.com/office/drawing/2016/5/12/chartex" xmlns:cx7="http://schemas.microsoft.com/office/drawing/2016/5/13/chartex" xmlns:cx8="http://schemas.microsoft.com/office/drawing/2016/5/14/chartex" xmlns:mc="http://schemas.openxmlformats.org/markup-compatibility/2006" xmlns:aink="http://schemas.microsoft.com/office/drawing/2016/ink" xmlns:am3d="http://schemas.microsoft.com/office/drawing/2017/model3d" xmlns:o="urn:schemas-microsoft-com:office:office" xmlns:oel="http://schemas.microsoft.com/office/2019/extlst" xmlns:r="http://schemas.openxmlformats.org/officeDocument/2006/relationships" xmlns:m="http://schemas.openxmlformats.org/officeDocument/2006/math" xmlns:v="urn:schemas-microsoft-com:vml" xmlns:wp14="http://schemas.microsoft.com/office/word/2010/wordprocessingDrawing" xmlns:wp="http://schemas.openxmlformats.org/drawingml/2006/wordprocessingDrawing" xmlns:w10="urn:schemas-microsoft-com:office:word" xmlns:w="http://schemas.openxmlformats.org/wordprocessingml/2006/main" xmlns:w14="http://schemas.microsoft.com/office/word/2010/wordml" xmlns:w15="http://schemas.microsoft.com/office/word/2012/wordml" xmlns:w16cex="http://schemas.microsoft.com/office/word/2018/wordml/cex" xmlns:w16cid="http://schemas.microsoft.com/office/word/2016/wordml/cid" xmlns:w16="http://schemas.microsoft.com/office/word/2018/wordml" xmlns:w16du="http://schemas.microsoft.com/office/word/2023/wordml/word16du" xmlns:w16sdtdh="http://schemas.microsoft.com/office/word/2020/wordml/sdtdatahash" xmlns:w16sdtfl="http://schemas.microsoft.com/office/word/2024/wordml/sdtformatlock" xmlns:w16se="http://schemas.microsoft.com/office/word/2015/wordml/symex" xmlns:wpg="http://schemas.microsoft.com/office/word/2010/wordprocessingGroup" xmlns:wpi="http://schemas.microsoft.com/office/word/2010/wordprocessingInk" xmlns:wne="http://schemas.microsoft.com/office/word/2006/wordml" xmlns:wps="http://schemas.microsoft.com/office/word/2010/wordprocessingShape" mc:Ignorable="w14 w15 w16se w16cid w16 w16cex w16sdtdh w16sdtfl w16du wp14">
+<w:document xmlns:wpc="http://schemas.microsoft.com/office/word/2010/wordprocessingCanvas" xmlns:cx="http://schemas.microsoft.com/office/drawing/2014/chartex" xmlns:cx1="http://schemas.microsoft.com/office/drawing/2015/9/8/chartex" xmlns:cx2="http://schemas.microsoft.com/office/drawing/2015/10/21/chartex" xmlns:cx3="http://schemas.microsoft.com/office/drawing/2016/5/9/chartex" xmlns:cx4="http://schemas.microsoft.com/office/drawing/2016/5/10/chartex" xmlns:cx5="http://schemas.microsoft.com/office/drawing/2016/5/11/chartex" xmlns:cx6="http://schemas.microsoft.com/office/drawing/2016/5/12/chartex" xmlns:cx7="http://schemas.microsoft.com/office/drawing/2016/5/13/chartex" xmlns:cx8="http://schemas.microsoft.com/office/drawing/2016/5/14/chartex" xmlns:mc="http://schemas.openxmlformats.org/markup-compatibility/2006" xmlns:aink="http://schemas.microsoft.com/office/drawing/2016/ink" xmlns:am3d="http://schemas.microsoft.com/office/drawing/2017/model3d" xmlns:o="urn:schemas-microsoft-com:office:office" xmlns:oel="http://schemas.microsoft.com/office/2019/extlst" xmlns:r="http://schemas.openxmlformats.org/officeDocument/2006/relationships" xmlns:m="http://schemas.openxmlformats.org/officeDocument/2006/math" xmlns:v="urn:schemas-microsoft-com:vml" xmlns:wp14="http://schemas.microsoft.com/office/word/2010/wordprocessingDrawing" xmlns:wp="http://schemas.openxmlformats.org/drawingml/2006/wordprocessingDrawing" xmlns:w10="urn:schemas-microsoft-com:office:word" xmlns:w="http://schemas.openxmlformats.org/wordprocessingml/2006/main" xmlns:w14="http://schemas.microsoft.com/office/word/2010/wordml" xmlns:w15="http://schemas.microsoft.com/office/word/2012/wordml" xmlns:w16cei="http://schemas.microsoft.com/office/word/2026/wordml/cei" xmlns:w16cex="http://schemas.microsoft.com/office/word/2018/wordml/cex" xmlns:w16cid="http://schemas.microsoft.com/office/word/2016/wordml/cid" xmlns:w16="http://schemas.microsoft.com/office/word/2018/wordml" xmlns:w16du="http://schemas.microsoft.com/office/word/2023/wordml/word16du" xmlns:w16sdtdh="http://schemas.microsoft.com/office/word/2020/wordml/sdtdatahash" xmlns:w16sdtfl="http://schemas.microsoft.com/office/word/2024/wordml/sdtformatlock" xmlns:w16se="http://schemas.microsoft.com/office/word/2015/wordml/symex" xmlns:wpg="http://schemas.microsoft.com/office/word/2010/wordprocessingGroup" xmlns:wpi="http://schemas.microsoft.com/office/word/2010/wordprocessingInk" xmlns:wne="http://schemas.microsoft.com/office/word/2006/wordml" xmlns:wps="http://schemas.microsoft.com/office/word/2010/wordprocessingShape" mc:Ignorable="w14 w15 w16se w16cid w16 w16cex w16sdtdh w16sdtfl w16du wp14">
   <w:body>
     <w:p>
       <w:pPr>
@@ -2845,7 +2845,7 @@
           <w14:ligatures w14:val="none"/>
         </w:rPr>
         <w:pict w14:anchorId="14486EC7">
-          <v:rect id="_x0000_i1037" style="width:0;height:1.5pt" o:hralign="center" o:hrstd="t" o:hr="t" fillcolor="#a0a0a0" stroked="f"/>
+          <v:rect id="_x0000_i1031" style="width:0;height:1.5pt" o:hralign="center" o:hrstd="t" o:hr="t" fillcolor="#a0a0a0" stroked="f"/>
         </w:pict>
       </w:r>
     </w:p>
@@ -3805,7 +3805,7 @@
           <w14:ligatures w14:val="none"/>
         </w:rPr>
         <w:pict w14:anchorId="39CE8729">
-          <v:rect id="_x0000_i1038" style="width:0;height:1.5pt" o:hralign="center" o:hrstd="t" o:hr="t" fillcolor="#a0a0a0" stroked="f"/>
+          <v:rect id="_x0000_i1032" style="width:0;height:1.5pt" o:hralign="center" o:hrstd="t" o:hr="t" fillcolor="#a0a0a0" stroked="f"/>
         </w:pict>
       </w:r>
     </w:p>
@@ -4192,7 +4192,7 @@
           <w14:ligatures w14:val="none"/>
         </w:rPr>
         <w:pict w14:anchorId="4323F295">
-          <v:rect id="_x0000_i1039" style="width:0;height:1.5pt" o:hralign="center" o:hrstd="t" o:hr="t" fillcolor="#a0a0a0" stroked="f"/>
+          <v:rect id="_x0000_i1033" style="width:0;height:1.5pt" o:hralign="center" o:hrstd="t" o:hr="t" fillcolor="#a0a0a0" stroked="f"/>
         </w:pict>
       </w:r>
     </w:p>
@@ -4585,7 +4585,7 @@
           <w14:ligatures w14:val="none"/>
         </w:rPr>
         <w:pict w14:anchorId="551E0AEE">
-          <v:rect id="_x0000_i1040" style="width:0;height:1.5pt" o:hralign="center" o:hrstd="t" o:hr="t" fillcolor="#a0a0a0" stroked="f"/>
+          <v:rect id="_x0000_i1034" style="width:0;height:1.5pt" o:hralign="center" o:hrstd="t" o:hr="t" fillcolor="#a0a0a0" stroked="f"/>
         </w:pict>
       </w:r>
     </w:p>
@@ -4931,7 +4931,7 @@
           <w14:ligatures w14:val="none"/>
         </w:rPr>
         <w:pict w14:anchorId="7C962D44">
-          <v:rect id="_x0000_i1041" style="width:0;height:1.5pt" o:hralign="center" o:hrstd="t" o:hr="t" fillcolor="#a0a0a0" stroked="f"/>
+          <v:rect id="_x0000_i1035" style="width:0;height:1.5pt" o:hralign="center" o:hrstd="t" o:hr="t" fillcolor="#a0a0a0" stroked="f"/>
         </w:pict>
       </w:r>
     </w:p>
@@ -5298,7 +5298,7 @@
           <w14:ligatures w14:val="none"/>
         </w:rPr>
         <w:pict w14:anchorId="28537D9E">
-          <v:rect id="_x0000_i1042" style="width:0;height:1.5pt" o:hralign="center" o:hrstd="t" o:hr="t" fillcolor="#a0a0a0" stroked="f"/>
+          <v:rect id="_x0000_i1036" style="width:0;height:1.5pt" o:hralign="center" o:hrstd="t" o:hr="t" fillcolor="#a0a0a0" stroked="f"/>
         </w:pict>
       </w:r>
     </w:p>
@@ -5377,7 +5377,7 @@
           <w14:ligatures w14:val="none"/>
         </w:rPr>
         <w:pict w14:anchorId="2606F03D">
-          <v:rect id="_x0000_i1043" style="width:0;height:1.5pt" o:hralign="center" o:hrstd="t" o:hr="t" fillcolor="#a0a0a0" stroked="f"/>
+          <v:rect id="_x0000_i1037" style="width:0;height:1.5pt" o:hralign="center" o:hrstd="t" o:hr="t" fillcolor="#a0a0a0" stroked="f"/>
         </w:pict>
       </w:r>
     </w:p>
@@ -5658,21 +5658,6 @@
         <w:spacing w:after="0" w:line="240" w:lineRule="auto"/>
       </w:pPr>
     </w:p>
-    <w:p>
-      <w:pPr>
-        <w:spacing w:after="0" w:line="240" w:lineRule="auto"/>
-      </w:pPr>
-    </w:p>
-    <w:p>
-      <w:pPr>
-        <w:spacing w:after="0" w:line="240" w:lineRule="auto"/>
-      </w:pPr>
-    </w:p>
-    <w:p>
-      <w:pPr>
-        <w:spacing w:after="0" w:line="240" w:lineRule="auto"/>
-      </w:pPr>
-    </w:p>
     <w:sectPr>
       <w:pgSz w:w="12240" w:h="15840"/>
       <w:pgMar w:top="1440" w:right="1440" w:bottom="1440" w:left="1440" w:header="720" w:footer="720" w:gutter="0"/>
@@ -5684,7 +5669,7 @@
 </file>
 
 <file path=word/numbering.xml><?xml version="1.0" encoding="utf-8"?>
-<w:numbering xmlns:wpc="http://schemas.microsoft.com/office/word/2010/wordprocessingCanvas" xmlns:cx="http://schemas.microsoft.com/office/drawing/2014/chartex" xmlns:cx1="http://schemas.microsoft.com/office/drawing/2015/9/8/chartex" xmlns:cx2="http://schemas.microsoft.com/office/drawing/2015/10/21/chartex" xmlns:cx3="http://schemas.microsoft.com/office/drawing/2016/5/9/chartex" xmlns:cx4="http://schemas.microsoft.com/office/drawing/2016/5/10/chartex" xmlns:cx5="http://schemas.microsoft.com/office/drawing/2016/5/11/chartex" xmlns:cx6="http://schemas.microsoft.com/office/drawing/2016/5/12/chartex" xmlns:cx7="http://schemas.microsoft.com/office/drawing/2016/5/13/chartex" xmlns:cx8="http://schemas.microsoft.com/office/drawing/2016/5/14/chartex" xmlns:mc="http://schemas.openxmlformats.org/markup-compatibility/2006" xmlns:aink="http://schemas.microsoft.com/office/drawing/2016/ink" xmlns:am3d="http://schemas.microsoft.com/office/drawing/2017/model3d" xmlns:o="urn:schemas-microsoft-com:office:office" xmlns:oel="http://schemas.microsoft.com/office/2019/extlst" xmlns:r="http://schemas.openxmlformats.org/officeDocument/2006/relationships" xmlns:m="http://schemas.openxmlformats.org/officeDocument/2006/math" xmlns:v="urn:schemas-microsoft-com:vml" xmlns:wp14="http://schemas.microsoft.com/office/word/2010/wordprocessingDrawing" xmlns:wp="http://schemas.openxmlformats.org/drawingml/2006/wordprocessingDrawing" xmlns:w10="urn:schemas-microsoft-com:office:word" xmlns:w="http://schemas.openxmlformats.org/wordprocessingml/2006/main" xmlns:w14="http://schemas.microsoft.com/office/word/2010/wordml" xmlns:w15="http://schemas.microsoft.com/office/word/2012/wordml" xmlns:w16cex="http://schemas.microsoft.com/office/word/2018/wordml/cex" xmlns:w16cid="http://schemas.microsoft.com/office/word/2016/wordml/cid" xmlns:w16="http://schemas.microsoft.com/office/word/2018/wordml" xmlns:w16du="http://schemas.microsoft.com/office/word/2023/wordml/word16du" xmlns:w16sdtdh="http://schemas.microsoft.com/office/word/2020/wordml/sdtdatahash" xmlns:w16sdtfl="http://schemas.microsoft.com/office/word/2024/wordml/sdtformatlock" xmlns:w16se="http://schemas.microsoft.com/office/word/2015/wordml/symex" xmlns:wpg="http://schemas.microsoft.com/office/word/2010/wordprocessingGroup" xmlns:wpi="http://schemas.microsoft.com/office/word/2010/wordprocessingInk" xmlns:wne="http://schemas.microsoft.com/office/word/2006/wordml" xmlns:wps="http://schemas.microsoft.com/office/word/2010/wordprocessingShape" mc:Ignorable="w14 w15 w16se w16cid w16 w16cex w16sdtdh w16sdtfl w16du wp14">
+<w:numbering xmlns:wpc="http://schemas.microsoft.com/office/word/2010/wordprocessingCanvas" xmlns:cx="http://schemas.microsoft.com/office/drawing/2014/chartex" xmlns:cx1="http://schemas.microsoft.com/office/drawing/2015/9/8/chartex" xmlns:cx2="http://schemas.microsoft.com/office/drawing/2015/10/21/chartex" xmlns:cx3="http://schemas.microsoft.com/office/drawing/2016/5/9/chartex" xmlns:cx4="http://schemas.microsoft.com/office/drawing/2016/5/10/chartex" xmlns:cx5="http://schemas.microsoft.com/office/drawing/2016/5/11/chartex" xmlns:cx6="http://schemas.microsoft.com/office/drawing/2016/5/12/chartex" xmlns:cx7="http://schemas.microsoft.com/office/drawing/2016/5/13/chartex" xmlns:cx8="http://schemas.microsoft.com/office/drawing/2016/5/14/chartex" xmlns:mc="http://schemas.openxmlformats.org/markup-compatibility/2006" xmlns:aink="http://schemas.microsoft.com/office/drawing/2016/ink" xmlns:am3d="http://schemas.microsoft.com/office/drawing/2017/model3d" xmlns:o="urn:schemas-microsoft-com:office:office" xmlns:oel="http://schemas.microsoft.com/office/2019/extlst" xmlns:r="http://schemas.openxmlformats.org/officeDocument/2006/relationships" xmlns:m="http://schemas.openxmlformats.org/officeDocument/2006/math" xmlns:v="urn:schemas-microsoft-com:vml" xmlns:wp14="http://schemas.microsoft.com/office/word/2010/wordprocessingDrawing" xmlns:wp="http://schemas.openxmlformats.org/drawingml/2006/wordprocessingDrawing" xmlns:w10="urn:schemas-microsoft-com:office:word" xmlns:w="http://schemas.openxmlformats.org/wordprocessingml/2006/main" xmlns:w14="http://schemas.microsoft.com/office/word/2010/wordml" xmlns:w15="http://schemas.microsoft.com/office/word/2012/wordml" xmlns:w16cei="http://schemas.microsoft.com/office/word/2026/wordml/cei" xmlns:w16cex="http://schemas.microsoft.com/office/word/2018/wordml/cex" xmlns:w16cid="http://schemas.microsoft.com/office/word/2016/wordml/cid" xmlns:w16="http://schemas.microsoft.com/office/word/2018/wordml" xmlns:w16du="http://schemas.microsoft.com/office/word/2023/wordml/word16du" xmlns:w16sdtdh="http://schemas.microsoft.com/office/word/2020/wordml/sdtdatahash" xmlns:w16sdtfl="http://schemas.microsoft.com/office/word/2024/wordml/sdtformatlock" xmlns:w16se="http://schemas.microsoft.com/office/word/2015/wordml/symex" xmlns:wpg="http://schemas.microsoft.com/office/word/2010/wordprocessingGroup" xmlns:wpi="http://schemas.microsoft.com/office/word/2010/wordprocessingInk" xmlns:wne="http://schemas.microsoft.com/office/word/2006/wordml" xmlns:wps="http://schemas.microsoft.com/office/word/2010/wordprocessingShape" mc:Ignorable="w14 w15 w16se w16cid w16 w16cex w16sdtdh w16sdtfl w16du wp14">
   <w:abstractNum w:abstractNumId="0" w15:restartNumberingAfterBreak="0">
     <w:nsid w:val="04737118"/>
     <w:multiLevelType w:val="multilevel"/>
